--- a/downloads/u2/u2-notes.docx
+++ b/downloads/u2/u2-notes.docx
@@ -15,7 +15,7 @@
         <w:pStyle w:val="Subtitle"/>
       </w:pPr>
       <w:r>
-        <w:t xml:space="preserve">Unit 2 of the Generative AI and LLM crash course · session 002 · curriculum node U2</w:t>
+        <w:t xml:space="preserve">Unit 2 of the Generative AI and LLM crash course</w:t>
       </w:r>
     </w:p>
     <w:p>
@@ -212,7 +212,7 @@
         <w:t xml:space="preserve"> </w:t>
       </w:r>
       <w:r>
-        <w:t xml:space="preserve">matrices and vectors, the dot product, softmax (Unit 3, Section 2), a first neural-network course. Session 001 (Unit 3) used the Transformer only as a black box that outputs logits; this session opens the box.</w:t>
+        <w:t xml:space="preserve">matrices and vectors, the dot product, softmax (defined in Section 2 below), a first neural-network course. Unit 3, which follows, uses the Transformer as a black box that outputs one score per vocabulary word; this unit opens the box.</w:t>
       </w:r>
     </w:p>
     <w:p>
@@ -441,6 +441,64 @@
             </w:pPr>
             <w:r>
               <w:t xml:space="preserve">New / known</w:t>
+            </w:r>
+          </w:p>
+        </w:tc>
+      </w:tr>
+      <w:tr>
+        <w:tc>
+          <w:tcPr/>
+          <w:p>
+            <w:pPr>
+              <w:pStyle w:val="Compact"/>
+              <w:jc w:val="left"/>
+            </w:pPr>
+            <w:r>
+              <w:t xml:space="preserve">softmax</w:t>
+            </w:r>
+          </w:p>
+        </w:tc>
+        <w:tc>
+          <w:tcPr/>
+          <w:p>
+            <w:pPr>
+              <w:pStyle w:val="Compact"/>
+            </w:pPr>
+          </w:p>
+        </w:tc>
+        <w:tc>
+          <w:tcPr/>
+          <w:p>
+            <w:pPr>
+              <w:pStyle w:val="Compact"/>
+              <w:jc w:val="left"/>
+            </w:pPr>
+            <w:r>
+              <w:t xml:space="preserve">turns a list of scores into probabilities that sum to 1</w:t>
+            </w:r>
+          </w:p>
+        </w:tc>
+        <w:tc>
+          <w:tcPr/>
+          <w:p>
+            <w:pPr>
+              <w:pStyle w:val="Compact"/>
+              <w:jc w:val="left"/>
+            </w:pPr>
+            <w:r>
+              <w:t xml:space="preserve">2</w:t>
+            </w:r>
+          </w:p>
+        </w:tc>
+        <w:tc>
+          <w:tcPr/>
+          <w:p>
+            <w:pPr>
+              <w:pStyle w:val="Compact"/>
+              <w:jc w:val="center"/>
+            </w:pPr>
+            <w:r>
+              <w:t xml:space="preserve">new</w:t>
             </w:r>
           </w:p>
         </w:tc>
@@ -1432,6 +1490,471 @@
       </w:pPr>
       <w:r>
         <w:t xml:space="preserve">2. Remember</w:t>
+      </w:r>
+    </w:p>
+    <w:p>
+      <w:pPr>
+        <w:pStyle w:val="Box-definition"/>
+      </w:pPr>
+      <w:r>
+        <w:rPr>
+          <w:b/>
+          <w:bCs/>
+        </w:rPr>
+        <w:t xml:space="preserve">Softmax</w:t>
+      </w:r>
+    </w:p>
+    <w:p>
+      <w:pPr>
+        <w:pStyle w:val="Box-definition"/>
+      </w:pPr>
+      <m:oMath>
+        <m:r>
+          <m:rPr>
+            <m:sty m:val="p"/>
+          </m:rPr>
+          <m:t>s</m:t>
+        </m:r>
+        <m:r>
+          <m:rPr>
+            <m:sty m:val="p"/>
+          </m:rPr>
+          <m:t>o</m:t>
+        </m:r>
+        <m:r>
+          <m:rPr>
+            <m:sty m:val="p"/>
+          </m:rPr>
+          <m:t>f</m:t>
+        </m:r>
+        <m:r>
+          <m:rPr>
+            <m:sty m:val="p"/>
+          </m:rPr>
+          <m:t>t</m:t>
+        </m:r>
+        <m:r>
+          <m:rPr>
+            <m:sty m:val="p"/>
+          </m:rPr>
+          <m:t>m</m:t>
+        </m:r>
+        <m:r>
+          <m:rPr>
+            <m:sty m:val="p"/>
+          </m:rPr>
+          <m:t>a</m:t>
+        </m:r>
+        <m:r>
+          <m:rPr>
+            <m:sty m:val="p"/>
+          </m:rPr>
+          <m:t>x</m:t>
+        </m:r>
+        <m:r>
+          <m:rPr>
+            <m:sty m:val="p"/>
+          </m:rPr>
+          <m:t>(</m:t>
+        </m:r>
+        <m:r>
+          <m:t>x</m:t>
+        </m:r>
+        <m:sSub>
+          <m:e>
+            <m:r>
+              <m:rPr>
+                <m:sty m:val="p"/>
+              </m:rPr>
+              <m:t>)</m:t>
+            </m:r>
+          </m:e>
+          <m:sub>
+            <m:r>
+              <m:t>i</m:t>
+            </m:r>
+          </m:sub>
+        </m:sSub>
+        <m:r>
+          <m:rPr>
+            <m:sty m:val="p"/>
+          </m:rPr>
+          <m:t>=</m:t>
+        </m:r>
+        <m:sSup>
+          <m:e>
+            <m:r>
+              <m:t>e</m:t>
+            </m:r>
+          </m:e>
+          <m:sup>
+            <m:sSub>
+              <m:e>
+                <m:r>
+                  <m:t>x</m:t>
+                </m:r>
+              </m:e>
+              <m:sub>
+                <m:r>
+                  <m:t>i</m:t>
+                </m:r>
+              </m:sub>
+            </m:sSub>
+          </m:sup>
+        </m:sSup>
+        <m:r>
+          <m:rPr>
+            <m:sty m:val="p"/>
+          </m:rPr>
+          <m:t>/</m:t>
+        </m:r>
+        <m:nary>
+          <m:naryPr>
+            <m:chr m:val="∑"/>
+            <m:limLoc m:val="undOvr"/>
+            <m:subHide m:val="off"/>
+            <m:supHide m:val="on"/>
+          </m:naryPr>
+          <m:sub>
+            <m:r>
+              <m:t>j</m:t>
+            </m:r>
+          </m:sub>
+          <m:sup>
+            <m:r>
+              <m:t>​</m:t>
+            </m:r>
+          </m:sup>
+          <m:e>
+            <m:sSup>
+              <m:e>
+                <m:r>
+                  <m:t>e</m:t>
+                </m:r>
+              </m:e>
+              <m:sup>
+                <m:sSub>
+                  <m:e>
+                    <m:r>
+                      <m:t>x</m:t>
+                    </m:r>
+                  </m:e>
+                  <m:sub>
+                    <m:r>
+                      <m:t>j</m:t>
+                    </m:r>
+                  </m:sub>
+                </m:sSub>
+              </m:sup>
+            </m:sSup>
+          </m:e>
+        </m:nary>
+      </m:oMath>
+      <w:r>
+        <w:t xml:space="preserve"> </w:t>
+      </w:r>
+      <w:r>
+        <w:t xml:space="preserve">turns any list of real scores</w:t>
+      </w:r>
+      <w:r>
+        <w:t xml:space="preserve"> </w:t>
+      </w:r>
+      <m:oMath>
+        <m:r>
+          <m:t>x</m:t>
+        </m:r>
+      </m:oMath>
+      <w:r>
+        <w:t xml:space="preserve"> </w:t>
+      </w:r>
+      <w:r>
+        <w:t xml:space="preserve">into positive numbers that add up to 1, giving the largest score the largest share. Worked example:</w:t>
+      </w:r>
+      <w:r>
+        <w:t xml:space="preserve"> </w:t>
+      </w:r>
+      <m:oMath>
+        <m:r>
+          <m:t>x</m:t>
+        </m:r>
+        <m:r>
+          <m:rPr>
+            <m:sty m:val="p"/>
+          </m:rPr>
+          <m:t>=</m:t>
+        </m:r>
+        <m:r>
+          <m:rPr>
+            <m:sty m:val="p"/>
+          </m:rPr>
+          <m:t>(</m:t>
+        </m:r>
+        <m:r>
+          <m:t>2</m:t>
+        </m:r>
+        <m:r>
+          <m:rPr>
+            <m:sty m:val="p"/>
+          </m:rPr>
+          <m:t>,</m:t>
+        </m:r>
+        <m:r>
+          <m:t>1</m:t>
+        </m:r>
+        <m:r>
+          <m:rPr>
+            <m:sty m:val="p"/>
+          </m:rPr>
+          <m:t>,</m:t>
+        </m:r>
+        <m:r>
+          <m:t>0</m:t>
+        </m:r>
+        <m:r>
+          <m:rPr>
+            <m:sty m:val="p"/>
+          </m:rPr>
+          <m:t>)</m:t>
+        </m:r>
+      </m:oMath>
+      <w:r>
+        <w:t xml:space="preserve"> </w:t>
+      </w:r>
+      <w:r>
+        <w:t xml:space="preserve">gives</w:t>
+      </w:r>
+      <w:r>
+        <w:t xml:space="preserve"> </w:t>
+      </w:r>
+      <m:oMath>
+        <m:r>
+          <m:rPr>
+            <m:sty m:val="p"/>
+          </m:rPr>
+          <m:t>(</m:t>
+        </m:r>
+        <m:sSup>
+          <m:e>
+            <m:r>
+              <m:t>e</m:t>
+            </m:r>
+          </m:e>
+          <m:sup>
+            <m:r>
+              <m:t>2</m:t>
+            </m:r>
+          </m:sup>
+        </m:sSup>
+        <m:r>
+          <m:rPr>
+            <m:sty m:val="p"/>
+          </m:rPr>
+          <m:t>,</m:t>
+        </m:r>
+        <m:sSup>
+          <m:e>
+            <m:r>
+              <m:t>e</m:t>
+            </m:r>
+          </m:e>
+          <m:sup>
+            <m:r>
+              <m:t>1</m:t>
+            </m:r>
+          </m:sup>
+        </m:sSup>
+        <m:r>
+          <m:rPr>
+            <m:sty m:val="p"/>
+          </m:rPr>
+          <m:t>,</m:t>
+        </m:r>
+        <m:sSup>
+          <m:e>
+            <m:r>
+              <m:t>e</m:t>
+            </m:r>
+          </m:e>
+          <m:sup>
+            <m:r>
+              <m:t>0</m:t>
+            </m:r>
+          </m:sup>
+        </m:sSup>
+        <m:r>
+          <m:rPr>
+            <m:sty m:val="p"/>
+          </m:rPr>
+          <m:t>)</m:t>
+        </m:r>
+        <m:r>
+          <m:rPr>
+            <m:sty m:val="p"/>
+          </m:rPr>
+          <m:t>/</m:t>
+        </m:r>
+        <m:r>
+          <m:rPr>
+            <m:sty m:val="p"/>
+          </m:rPr>
+          <m:t>(</m:t>
+        </m:r>
+        <m:sSup>
+          <m:e>
+            <m:r>
+              <m:t>e</m:t>
+            </m:r>
+          </m:e>
+          <m:sup>
+            <m:r>
+              <m:t>2</m:t>
+            </m:r>
+          </m:sup>
+        </m:sSup>
+        <m:r>
+          <m:rPr>
+            <m:sty m:val="p"/>
+          </m:rPr>
+          <m:t>+</m:t>
+        </m:r>
+        <m:sSup>
+          <m:e>
+            <m:r>
+              <m:t>e</m:t>
+            </m:r>
+          </m:e>
+          <m:sup>
+            <m:r>
+              <m:t>1</m:t>
+            </m:r>
+          </m:sup>
+        </m:sSup>
+        <m:r>
+          <m:rPr>
+            <m:sty m:val="p"/>
+          </m:rPr>
+          <m:t>+</m:t>
+        </m:r>
+        <m:sSup>
+          <m:e>
+            <m:r>
+              <m:t>e</m:t>
+            </m:r>
+          </m:e>
+          <m:sup>
+            <m:r>
+              <m:t>0</m:t>
+            </m:r>
+          </m:sup>
+        </m:sSup>
+        <m:r>
+          <m:rPr>
+            <m:sty m:val="p"/>
+          </m:rPr>
+          <m:t>)</m:t>
+        </m:r>
+        <m:r>
+          <m:rPr>
+            <m:sty m:val="p"/>
+          </m:rPr>
+          <m:t>=</m:t>
+        </m:r>
+        <m:r>
+          <m:rPr>
+            <m:sty m:val="p"/>
+          </m:rPr>
+          <m:t>(</m:t>
+        </m:r>
+        <m:r>
+          <m:t>7.389</m:t>
+        </m:r>
+        <m:r>
+          <m:rPr>
+            <m:sty m:val="p"/>
+          </m:rPr>
+          <m:t>,</m:t>
+        </m:r>
+        <m:r>
+          <m:t> </m:t>
+        </m:r>
+        <m:r>
+          <m:t>2.718</m:t>
+        </m:r>
+        <m:r>
+          <m:rPr>
+            <m:sty m:val="p"/>
+          </m:rPr>
+          <m:t>,</m:t>
+        </m:r>
+        <m:r>
+          <m:t> </m:t>
+        </m:r>
+        <m:r>
+          <m:t>1</m:t>
+        </m:r>
+        <m:r>
+          <m:rPr>
+            <m:sty m:val="p"/>
+          </m:rPr>
+          <m:t>)</m:t>
+        </m:r>
+        <m:r>
+          <m:rPr>
+            <m:sty m:val="p"/>
+          </m:rPr>
+          <m:t>/</m:t>
+        </m:r>
+        <m:r>
+          <m:t>11.107</m:t>
+        </m:r>
+        <m:r>
+          <m:rPr>
+            <m:sty m:val="p"/>
+          </m:rPr>
+          <m:t>=</m:t>
+        </m:r>
+        <m:r>
+          <m:rPr>
+            <m:sty m:val="p"/>
+          </m:rPr>
+          <m:t>(</m:t>
+        </m:r>
+        <m:r>
+          <m:t>0.665</m:t>
+        </m:r>
+        <m:r>
+          <m:rPr>
+            <m:sty m:val="p"/>
+          </m:rPr>
+          <m:t>,</m:t>
+        </m:r>
+        <m:r>
+          <m:t> </m:t>
+        </m:r>
+        <m:r>
+          <m:t>0.245</m:t>
+        </m:r>
+        <m:r>
+          <m:rPr>
+            <m:sty m:val="p"/>
+          </m:rPr>
+          <m:t>,</m:t>
+        </m:r>
+        <m:r>
+          <m:t> </m:t>
+        </m:r>
+        <m:r>
+          <m:t>0.090</m:t>
+        </m:r>
+        <m:r>
+          <m:rPr>
+            <m:sty m:val="p"/>
+          </m:rPr>
+          <m:t>)</m:t>
+        </m:r>
+      </m:oMath>
+      <w:r>
+        <w:t xml:space="preserve">. Attention applies it to each row of scores.</w:t>
       </w:r>
     </w:p>
     <w:p>
@@ -15024,7 +15547,7 @@
         <w:t xml:space="preserve"> </w:t>
       </w:r>
       <w:r>
-        <w:t xml:space="preserve">function from session 001 to build a (random-weight) text generator with the right</w:t>
+        <w:t xml:space="preserve">function from Unit 3 to build a (random-weight) text generator with the right</w:t>
       </w:r>
       <w:r>
         <w:t xml:space="preserve"> </w:t>
@@ -16954,13 +17477,13 @@
           <w:b/>
           <w:bCs/>
         </w:rPr>
-        <w:t xml:space="preserve">Next node:</w:t>
-      </w:r>
-      <w:r>
-        <w:t xml:space="preserve"> </w:t>
-      </w:r>
-      <w:r>
-        <w:t xml:space="preserve">Unit 1 (the wider map of generative models: autoencoders, VAEs, GANs, diffusion), then Units 4 to 10, which all build on the block you have just assembled.</w:t>
+        <w:t xml:space="preserve">Next:</w:t>
+      </w:r>
+      <w:r>
+        <w:t xml:space="preserve"> </w:t>
+      </w:r>
+      <w:r>
+        <w:t xml:space="preserve">Unit 3 (large language models: tokens, embeddings, decoding and scaling), which uses the block you have just assembled as the network inside an LLM; Units 4 to 10 then build applications on top.</w:t>
       </w:r>
     </w:p>
     <w:p>

--- a/downloads/u2/u2-notes.docx
+++ b/downloads/u2/u2-notes.docx
@@ -374,11 +374,11 @@
         <w:tblLook w:firstRow="1" w:lastRow="0" w:firstColumn="0" w:lastColumn="0" w:noHBand="0" w:noVBand="0" w:val="0020"/>
       </w:tblPr>
       <w:tblGrid>
-        <w:gridCol w:w="754"/>
-        <w:gridCol w:w="1005"/>
-        <w:gridCol w:w="2262"/>
-        <w:gridCol w:w="2262"/>
-        <w:gridCol w:w="1634"/>
+        <w:gridCol w:w="1819"/>
+        <w:gridCol w:w="1177"/>
+        <w:gridCol w:w="2996"/>
+        <w:gridCol w:w="1070"/>
+        <w:gridCol w:w="856"/>
       </w:tblGrid>
       <w:tr>
         <w:trPr>
@@ -425,7 +425,7 @@
           <w:p>
             <w:pPr>
               <w:pStyle w:val="Compact"/>
-              <w:jc w:val="left"/>
+              <w:jc w:val="center"/>
             </w:pPr>
             <w:r>
               <w:t xml:space="preserve">Where it appears</w:t>
@@ -483,7 +483,7 @@
           <w:p>
             <w:pPr>
               <w:pStyle w:val="Compact"/>
-              <w:jc w:val="left"/>
+              <w:jc w:val="center"/>
             </w:pPr>
             <w:r>
               <w:t xml:space="preserve">2</w:t>
@@ -541,7 +541,7 @@
           <w:p>
             <w:pPr>
               <w:pStyle w:val="Compact"/>
-              <w:jc w:val="left"/>
+              <w:jc w:val="center"/>
             </w:pPr>
             <w:r>
               <w:t xml:space="preserve">3.1</w:t>
@@ -614,7 +614,7 @@
           <w:p>
             <w:pPr>
               <w:pStyle w:val="Compact"/>
-              <w:jc w:val="left"/>
+              <w:jc w:val="center"/>
             </w:pPr>
             <w:r>
               <w:t xml:space="preserve">3.2</w:t>
@@ -687,7 +687,7 @@
           <w:p>
             <w:pPr>
               <w:pStyle w:val="Compact"/>
-              <w:jc w:val="left"/>
+              <w:jc w:val="center"/>
             </w:pPr>
             <w:r>
               <w:t xml:space="preserve">3.2</w:t>
@@ -745,7 +745,7 @@
           <w:p>
             <w:pPr>
               <w:pStyle w:val="Compact"/>
-              <w:jc w:val="left"/>
+              <w:jc w:val="center"/>
             </w:pPr>
             <w:r>
               <w:t xml:space="preserve">3.2</w:t>
@@ -803,7 +803,7 @@
           <w:p>
             <w:pPr>
               <w:pStyle w:val="Compact"/>
-              <w:jc w:val="left"/>
+              <w:jc w:val="center"/>
             </w:pPr>
             <w:r>
               <w:t xml:space="preserve">3.2</w:t>
@@ -885,7 +885,7 @@
           <w:p>
             <w:pPr>
               <w:pStyle w:val="Compact"/>
-              <w:jc w:val="left"/>
+              <w:jc w:val="center"/>
             </w:pPr>
             <w:r>
               <w:t xml:space="preserve">3.2</w:t>
@@ -943,7 +943,7 @@
           <w:p>
             <w:pPr>
               <w:pStyle w:val="Compact"/>
-              <w:jc w:val="left"/>
+              <w:jc w:val="center"/>
             </w:pPr>
             <w:r>
               <w:t xml:space="preserve">3.2</w:t>
@@ -1001,7 +1001,7 @@
           <w:p>
             <w:pPr>
               <w:pStyle w:val="Compact"/>
-              <w:jc w:val="left"/>
+              <w:jc w:val="center"/>
             </w:pPr>
             <w:r>
               <w:t xml:space="preserve">3.2</w:t>
@@ -1065,7 +1065,7 @@
           <w:p>
             <w:pPr>
               <w:pStyle w:val="Compact"/>
-              <w:jc w:val="left"/>
+              <w:jc w:val="center"/>
             </w:pPr>
             <w:r>
               <w:t xml:space="preserve">3.3</w:t>
@@ -1132,7 +1132,7 @@
           <w:p>
             <w:pPr>
               <w:pStyle w:val="Compact"/>
-              <w:jc w:val="left"/>
+              <w:jc w:val="center"/>
             </w:pPr>
             <w:r>
               <w:t xml:space="preserve">3.3</w:t>
@@ -1190,7 +1190,7 @@
           <w:p>
             <w:pPr>
               <w:pStyle w:val="Compact"/>
-              <w:jc w:val="left"/>
+              <w:jc w:val="center"/>
             </w:pPr>
             <w:r>
               <w:t xml:space="preserve">3.2</w:t>
@@ -1248,7 +1248,7 @@
           <w:p>
             <w:pPr>
               <w:pStyle w:val="Compact"/>
-              <w:jc w:val="left"/>
+              <w:jc w:val="center"/>
             </w:pPr>
             <w:r>
               <w:t xml:space="preserve">3.3</w:t>
@@ -1306,7 +1306,7 @@
           <w:p>
             <w:pPr>
               <w:pStyle w:val="Compact"/>
-              <w:jc w:val="left"/>
+              <w:jc w:val="center"/>
             </w:pPr>
             <w:r>
               <w:t xml:space="preserve">3.3</w:t>
@@ -1382,7 +1382,7 @@
           <w:p>
             <w:pPr>
               <w:pStyle w:val="Compact"/>
-              <w:jc w:val="left"/>
+              <w:jc w:val="center"/>
             </w:pPr>
             <w:r>
               <w:t xml:space="preserve">3.3</w:t>
@@ -1440,7 +1440,7 @@
           <w:p>
             <w:pPr>
               <w:pStyle w:val="Compact"/>
-              <w:jc w:val="left"/>
+              <w:jc w:val="center"/>
             </w:pPr>
             <w:r>
               <w:t xml:space="preserve">3.4</w:t>
@@ -14893,19 +14893,7 @@
         <w:t xml:space="preserve"> </w:t>
       </w:r>
       <w:r>
-        <w:t xml:space="preserve">(Figure 5, test</w:t>
-      </w:r>
-      <w:r>
-        <w:t xml:space="preserve"> </w:t>
-      </w:r>
-      <w:r>
-        <w:rPr>
-          <w:rStyle w:val="VerbatimChar"/>
-        </w:rPr>
-        <w:t xml:space="preserve">test_permutation_equivariance_without_pe_and_order_with_pe</w:t>
-      </w:r>
-      <w:r>
-        <w:t xml:space="preserve">).</w:t>
+        <w:t xml:space="preserve">(Figure 5, and the permutation test of the module).</w:t>
       </w:r>
     </w:p>
     <w:p>
